--- a/output/summary/01-implementation-plan-2BE-2FE.docx
+++ b/output/summary/01-implementation-plan-2BE-2FE.docx
@@ -618,7 +618,7 @@
                 <w:color w:val="373737"/>
                 <w:sz w:val="18"/>
               </w:rPr>
-              <w:t>48</w:t>
+              <w:t>51</w:t>
             </w:r>
           </w:p>
         </w:tc>
@@ -636,7 +636,7 @@
                 <w:color w:val="373737"/>
                 <w:sz w:val="18"/>
               </w:rPr>
-              <w:t>174 (121–228)</w:t>
+              <w:t>182 (126–238)</w:t>
             </w:r>
           </w:p>
         </w:tc>
@@ -654,7 +654,7 @@
                 <w:color w:val="373737"/>
                 <w:sz w:val="18"/>
               </w:rPr>
-              <w:t>d0–d174 (spr 1–18)</w:t>
+              <w:t>d0–d182 (spr 1–19)</w:t>
             </w:r>
           </w:p>
         </w:tc>
@@ -751,7 +751,7 @@
                 <w:color w:val="373737"/>
                 <w:sz w:val="18"/>
               </w:rPr>
-              <w:t>15</w:t>
+              <w:t>16</w:t>
             </w:r>
           </w:p>
         </w:tc>
@@ -770,7 +770,7 @@
                 <w:color w:val="373737"/>
                 <w:sz w:val="18"/>
               </w:rPr>
-              <w:t>47 (32–62)</w:t>
+              <w:t>48 (33–64)</w:t>
             </w:r>
           </w:p>
         </w:tc>
@@ -789,7 +789,7 @@
                 <w:color w:val="373737"/>
                 <w:sz w:val="18"/>
               </w:rPr>
-              <w:t>d174–d222 (spr 18–23)</w:t>
+              <w:t>d182–d230 (spr 19–24)</w:t>
             </w:r>
           </w:p>
         </w:tc>
@@ -808,7 +808,7 @@
                 <w:color w:val="373737"/>
                 <w:sz w:val="18"/>
               </w:rPr>
-              <w:t>d200</w:t>
+              <w:t>d207</w:t>
             </w:r>
           </w:p>
         </w:tc>
@@ -919,7 +919,7 @@
                 <w:color w:val="373737"/>
                 <w:sz w:val="18"/>
               </w:rPr>
-              <w:t>d222–d235 (spr 23–24)</w:t>
+              <w:t>d230–d244 (spr 24–25)</w:t>
             </w:r>
           </w:p>
         </w:tc>
@@ -937,7 +937,7 @@
                 <w:color w:val="373737"/>
                 <w:sz w:val="18"/>
               </w:rPr>
-              <w:t>d228</w:t>
+              <w:t>d236</w:t>
             </w:r>
           </w:p>
         </w:tc>
@@ -1016,7 +1016,7 @@
                 <w:color w:val="373737"/>
                 <w:sz w:val="18"/>
               </w:rPr>
-              <w:t>11</w:t>
+              <w:t>12</w:t>
             </w:r>
           </w:p>
         </w:tc>
@@ -1035,7 +1035,7 @@
                 <w:color w:val="373737"/>
                 <w:sz w:val="18"/>
               </w:rPr>
-              <w:t>30 (20–39)</w:t>
+              <w:t>31 (21–41)</w:t>
             </w:r>
           </w:p>
         </w:tc>
@@ -1054,7 +1054,7 @@
                 <w:color w:val="373737"/>
                 <w:sz w:val="18"/>
               </w:rPr>
-              <w:t>d0–d30 (spr 1–3)</w:t>
+              <w:t>d0–d31 (spr 1–4)</w:t>
             </w:r>
           </w:p>
         </w:tc>
@@ -1184,7 +1184,7 @@
                 <w:color w:val="373737"/>
                 <w:sz w:val="18"/>
               </w:rPr>
-              <w:t>d30–d62 (spr 3–7)</w:t>
+              <w:t>d31–d64 (spr 4–7)</w:t>
             </w:r>
           </w:p>
         </w:tc>
@@ -1202,7 +1202,7 @@
                 <w:color w:val="373737"/>
                 <w:sz w:val="18"/>
               </w:rPr>
-              <w:t>d48</w:t>
+              <w:t>d50</w:t>
             </w:r>
           </w:p>
         </w:tc>
@@ -1281,7 +1281,7 @@
                 <w:color w:val="373737"/>
                 <w:sz w:val="18"/>
               </w:rPr>
-              <w:t>14</w:t>
+              <w:t>15</w:t>
             </w:r>
           </w:p>
         </w:tc>
@@ -1300,7 +1300,7 @@
                 <w:color w:val="373737"/>
                 <w:sz w:val="18"/>
               </w:rPr>
-              <w:t>37 (25–49)</w:t>
+              <w:t>38 (26–51)</w:t>
             </w:r>
           </w:p>
         </w:tc>
@@ -1319,7 +1319,7 @@
                 <w:color w:val="373737"/>
                 <w:sz w:val="18"/>
               </w:rPr>
-              <w:t>d62–d99 (spr 7–10)</w:t>
+              <w:t>d64–d102 (spr 7–11)</w:t>
             </w:r>
           </w:p>
         </w:tc>
@@ -1338,7 +1338,7 @@
                 <w:color w:val="373737"/>
                 <w:sz w:val="18"/>
               </w:rPr>
-              <w:t>d87</w:t>
+              <w:t>d88</w:t>
             </w:r>
           </w:p>
         </w:tc>
@@ -1449,7 +1449,7 @@
                 <w:color w:val="373737"/>
                 <w:sz w:val="18"/>
               </w:rPr>
-              <w:t>d99–d150 (spr 10–16)</w:t>
+              <w:t>d102–d154 (spr 11–16)</w:t>
             </w:r>
           </w:p>
         </w:tc>
@@ -1467,7 +1467,7 @@
                 <w:color w:val="373737"/>
                 <w:sz w:val="18"/>
               </w:rPr>
-              <w:t>d130</w:t>
+              <w:t>d133</w:t>
             </w:r>
           </w:p>
         </w:tc>
@@ -1546,7 +1546,7 @@
                 <w:color w:val="373737"/>
                 <w:sz w:val="18"/>
               </w:rPr>
-              <w:t>24</w:t>
+              <w:t>25</w:t>
             </w:r>
           </w:p>
         </w:tc>
@@ -1565,7 +1565,7 @@
                 <w:color w:val="373737"/>
                 <w:sz w:val="18"/>
               </w:rPr>
-              <w:t>76 (52–100)</w:t>
+              <w:t>79 (54–104)</w:t>
             </w:r>
           </w:p>
         </w:tc>
@@ -1584,7 +1584,7 @@
                 <w:color w:val="373737"/>
                 <w:sz w:val="18"/>
               </w:rPr>
-              <w:t>d150–d226 (spr 16–23)</w:t>
+              <w:t>d154–d232 (spr 16–24)</w:t>
             </w:r>
           </w:p>
         </w:tc>
@@ -1603,7 +1603,7 @@
                 <w:color w:val="373737"/>
                 <w:sz w:val="18"/>
               </w:rPr>
-              <w:t>d187</w:t>
+              <w:t>d190</w:t>
             </w:r>
           </w:p>
         </w:tc>
@@ -1634,7 +1634,7 @@
           <w:color w:val="373737"/>
           <w:sz w:val="18"/>
         </w:rPr>
-        <w:t>BE-1 drains at d235</w:t>
+        <w:t>BE-1 drains at d244</w:t>
       </w:r>
       <w:r>
         <w:rPr>
@@ -1649,7 +1649,7 @@
           <w:color w:val="373737"/>
           <w:sz w:val="18"/>
         </w:rPr>
-        <w:t>BE-2 at d226</w:t>
+        <w:t>BE-2 at d232</w:t>
       </w:r>
       <w:r>
         <w:rPr>
@@ -2042,7 +2042,7 @@
                 <w:color w:val="373737"/>
                 <w:sz w:val="18"/>
               </w:rPr>
-              <w:t>BE Product Details A–E done (d48)</w:t>
+              <w:t>BE Product Details A–E done (d50)</w:t>
             </w:r>
           </w:p>
         </w:tc>
@@ -2061,7 +2061,7 @@
                 <w:color w:val="373737"/>
                 <w:sz w:val="18"/>
               </w:rPr>
-              <w:t>d48–d58 (spr 5–6)</w:t>
+              <w:t>d50–d60 (spr 6–6)</w:t>
             </w:r>
           </w:p>
         </w:tc>
@@ -2154,7 +2154,7 @@
                 <w:color w:val="373737"/>
                 <w:sz w:val="18"/>
               </w:rPr>
-              <w:t>BE Measurement A–E done (d87)</w:t>
+              <w:t>BE Measurement A–E done (d88)</w:t>
             </w:r>
           </w:p>
         </w:tc>
@@ -2172,7 +2172,7 @@
                 <w:color w:val="373737"/>
                 <w:sz w:val="18"/>
               </w:rPr>
-              <w:t>d87–d102 (spr 9–11)</w:t>
+              <w:t>d88–d104 (spr 9–11)</w:t>
             </w:r>
           </w:p>
         </w:tc>
@@ -2270,7 +2270,7 @@
                 <w:color w:val="373737"/>
                 <w:sz w:val="18"/>
               </w:rPr>
-              <w:t>BE Packaging A–E done (d130)</w:t>
+              <w:t>BE Packaging A–E done (d133)</w:t>
             </w:r>
           </w:p>
         </w:tc>
@@ -2289,7 +2289,7 @@
                 <w:color w:val="373737"/>
                 <w:sz w:val="18"/>
               </w:rPr>
-              <w:t>d130–d157 (spr 14–16)</w:t>
+              <w:t>d133–d160 (spr 14–16)</w:t>
             </w:r>
           </w:p>
         </w:tc>
@@ -2364,7 +2364,7 @@
                 <w:color w:val="373737"/>
                 <w:sz w:val="18"/>
               </w:rPr>
-              <w:t>34</w:t>
+              <w:t>38</w:t>
             </w:r>
           </w:p>
         </w:tc>
@@ -2382,7 +2382,7 @@
                 <w:color w:val="373737"/>
                 <w:sz w:val="18"/>
               </w:rPr>
-              <w:t>BE BOM A–E done (d187)</w:t>
+              <w:t>BE BOM A–E done (d190)</w:t>
             </w:r>
           </w:p>
         </w:tc>
@@ -2400,7 +2400,7 @@
                 <w:color w:val="373737"/>
                 <w:sz w:val="18"/>
               </w:rPr>
-              <w:t>d187–d222 (spr 19–23)</w:t>
+              <w:t>d190–d228 (spr 20–23)</w:t>
             </w:r>
           </w:p>
         </w:tc>
@@ -2498,7 +2498,7 @@
                 <w:color w:val="373737"/>
                 <w:sz w:val="18"/>
               </w:rPr>
-              <w:t>BE Claims A–E done (d200)</w:t>
+              <w:t>BE Claims A–E done (d207)</w:t>
             </w:r>
           </w:p>
         </w:tc>
@@ -2517,7 +2517,7 @@
                 <w:color w:val="373737"/>
                 <w:sz w:val="18"/>
               </w:rPr>
-              <w:t>d200–d222 (spr 20–23)</w:t>
+              <w:t>d207–d229 (spr 21–23)</w:t>
             </w:r>
           </w:p>
         </w:tc>
@@ -2592,7 +2592,7 @@
                 <w:color w:val="373737"/>
                 <w:sz w:val="18"/>
               </w:rPr>
-              <w:t>80</w:t>
+              <w:t>84</w:t>
             </w:r>
           </w:p>
         </w:tc>
@@ -2628,7 +2628,7 @@
                 <w:color w:val="373737"/>
                 <w:sz w:val="18"/>
               </w:rPr>
-              <w:t>d222–d262 (spr 23–27)</w:t>
+              <w:t>d229–d271 (spr 23–28)</w:t>
             </w:r>
           </w:p>
         </w:tc>
@@ -2726,7 +2726,7 @@
                 <w:color w:val="373737"/>
                 <w:sz w:val="18"/>
               </w:rPr>
-              <w:t>BE Impression A–E done (d228)</w:t>
+              <w:t>BE Impression A–E done (d236)</w:t>
             </w:r>
           </w:p>
         </w:tc>
@@ -2745,7 +2745,7 @@
                 <w:color w:val="373737"/>
                 <w:sz w:val="18"/>
               </w:rPr>
-              <w:t>d262–d266 (spr 27–27)</w:t>
+              <w:t>d271–d275 (spr 28–28)</w:t>
             </w:r>
           </w:p>
         </w:tc>
@@ -3095,7 +3095,7 @@
                 <w:color w:val="373737"/>
                 <w:sz w:val="18"/>
               </w:rPr>
-              <w:t>d222</w:t>
+              <w:t>d229</w:t>
             </w:r>
           </w:p>
         </w:tc>
@@ -3166,7 +3166,7 @@
                 <w:color w:val="373737"/>
                 <w:sz w:val="18"/>
               </w:rPr>
-              <w:t>d174</w:t>
+              <w:t>d182</w:t>
             </w:r>
           </w:p>
         </w:tc>
@@ -3184,7 +3184,7 @@
                 <w:color w:val="373737"/>
                 <w:sz w:val="18"/>
               </w:rPr>
-              <w:t>18</w:t>
+              <w:t>19</w:t>
             </w:r>
           </w:p>
         </w:tc>
@@ -3224,7 +3224,7 @@
                 <w:color w:val="373737"/>
                 <w:sz w:val="18"/>
               </w:rPr>
-              <w:t>d235</w:t>
+              <w:t>d244</w:t>
             </w:r>
           </w:p>
         </w:tc>
@@ -3243,7 +3243,7 @@
                 <w:color w:val="373737"/>
                 <w:sz w:val="18"/>
               </w:rPr>
-              <w:t>24</w:t>
+              <w:t>25</w:t>
             </w:r>
           </w:p>
         </w:tc>
@@ -3281,7 +3281,7 @@
                 <w:color w:val="373737"/>
                 <w:sz w:val="18"/>
               </w:rPr>
-              <w:t>d266</w:t>
+              <w:t>d275</w:t>
             </w:r>
           </w:p>
         </w:tc>
@@ -3299,7 +3299,7 @@
                 <w:color w:val="373737"/>
                 <w:sz w:val="18"/>
               </w:rPr>
-              <w:t>27</w:t>
+              <w:t>28</w:t>
             </w:r>
           </w:p>
         </w:tc>
@@ -3341,7 +3341,7 @@
                 <w:color w:val="373737"/>
                 <w:sz w:val="18"/>
               </w:rPr>
-              <w:t>d266</w:t>
+              <w:t>d275</w:t>
             </w:r>
           </w:p>
         </w:tc>
@@ -3361,7 +3361,7 @@
                 <w:color w:val="373737"/>
                 <w:sz w:val="18"/>
               </w:rPr>
-              <w:t>27</w:t>
+              <w:t>28</w:t>
             </w:r>
           </w:p>
         </w:tc>
@@ -3385,14 +3385,14 @@
           <w:color w:val="444444"/>
           <w:sz w:val="18"/>
         </w:rPr>
-        <w:t>27 sprints (~14 months)</w:t>
+        <w:t>28 sprints (~14 months)</w:t>
       </w:r>
       <w:r>
         <w:rPr>
           <w:color w:val="444444"/>
           <w:sz w:val="18"/>
         </w:rPr>
-        <w:t xml:space="preserve"> with this team, vs the sequential single-pair estimate in 00-program-overview.md. Buffered (+20%) planning figure: ~32 sprints.</w:t>
+        <w:t xml:space="preserve"> with this team, vs the sequential single-pair estimate in 00-program-overview.md. Buffered (+20%) planning figure: ~34 sprints.</w:t>
       </w:r>
     </w:p>
     <w:p>

--- a/output/summary/01-implementation-plan-2BE-2FE.docx
+++ b/output/summary/01-implementation-plan-2BE-2FE.docx
@@ -618,7 +618,7 @@
                 <w:color w:val="373737"/>
                 <w:sz w:val="18"/>
               </w:rPr>
-              <w:t>51</w:t>
+              <w:t>70</w:t>
             </w:r>
           </w:p>
         </w:tc>
@@ -636,7 +636,7 @@
                 <w:color w:val="373737"/>
                 <w:sz w:val="18"/>
               </w:rPr>
-              <w:t>182 (126–238)</w:t>
+              <w:t>202 (139–264)</w:t>
             </w:r>
           </w:p>
         </w:tc>
@@ -654,7 +654,7 @@
                 <w:color w:val="373737"/>
                 <w:sz w:val="18"/>
               </w:rPr>
-              <w:t>d0–d182 (spr 1–19)</w:t>
+              <w:t>d0–d202 (spr 1–21)</w:t>
             </w:r>
           </w:p>
         </w:tc>
@@ -672,7 +672,7 @@
                 <w:color w:val="373737"/>
                 <w:sz w:val="18"/>
               </w:rPr>
-              <w:t>d86</w:t>
+              <w:t>d102</w:t>
             </w:r>
           </w:p>
         </w:tc>
@@ -751,7 +751,7 @@
                 <w:color w:val="373737"/>
                 <w:sz w:val="18"/>
               </w:rPr>
-              <w:t>16</w:t>
+              <w:t>21</w:t>
             </w:r>
           </w:p>
         </w:tc>
@@ -770,7 +770,7 @@
                 <w:color w:val="373737"/>
                 <w:sz w:val="18"/>
               </w:rPr>
-              <w:t>48 (33–64)</w:t>
+              <w:t>53 (36–70)</w:t>
             </w:r>
           </w:p>
         </w:tc>
@@ -789,7 +789,7 @@
                 <w:color w:val="373737"/>
                 <w:sz w:val="18"/>
               </w:rPr>
-              <w:t>d182–d230 (spr 19–24)</w:t>
+              <w:t>d202–d254 (spr 21–26)</w:t>
             </w:r>
           </w:p>
         </w:tc>
@@ -808,7 +808,7 @@
                 <w:color w:val="373737"/>
                 <w:sz w:val="18"/>
               </w:rPr>
-              <w:t>d207</w:t>
+              <w:t>d231</w:t>
             </w:r>
           </w:p>
         </w:tc>
@@ -883,7 +883,7 @@
                 <w:color w:val="373737"/>
                 <w:sz w:val="18"/>
               </w:rPr>
-              <w:t>7</w:t>
+              <w:t>8</w:t>
             </w:r>
           </w:p>
         </w:tc>
@@ -901,7 +901,7 @@
                 <w:color w:val="373737"/>
                 <w:sz w:val="18"/>
               </w:rPr>
-              <w:t>14 (9–18)</w:t>
+              <w:t>15 (10–20)</w:t>
             </w:r>
           </w:p>
         </w:tc>
@@ -919,7 +919,7 @@
                 <w:color w:val="373737"/>
                 <w:sz w:val="18"/>
               </w:rPr>
-              <w:t>d230–d244 (spr 24–25)</w:t>
+              <w:t>d254–d270 (spr 26–27)</w:t>
             </w:r>
           </w:p>
         </w:tc>
@@ -937,7 +937,7 @@
                 <w:color w:val="373737"/>
                 <w:sz w:val="18"/>
               </w:rPr>
-              <w:t>d236</w:t>
+              <w:t>d260</w:t>
             </w:r>
           </w:p>
         </w:tc>
@@ -1016,7 +1016,7 @@
                 <w:color w:val="373737"/>
                 <w:sz w:val="18"/>
               </w:rPr>
-              <w:t>12</w:t>
+              <w:t>14</w:t>
             </w:r>
           </w:p>
         </w:tc>
@@ -1035,7 +1035,7 @@
                 <w:color w:val="373737"/>
                 <w:sz w:val="18"/>
               </w:rPr>
-              <w:t>31 (21–41)</w:t>
+              <w:t>34 (23–45)</w:t>
             </w:r>
           </w:p>
         </w:tc>
@@ -1054,7 +1054,7 @@
                 <w:color w:val="373737"/>
                 <w:sz w:val="18"/>
               </w:rPr>
-              <w:t>d0–d31 (spr 1–4)</w:t>
+              <w:t>d0–d34 (spr 1–4)</w:t>
             </w:r>
           </w:p>
         </w:tc>
@@ -1073,7 +1073,7 @@
                 <w:color w:val="373737"/>
                 <w:sz w:val="18"/>
               </w:rPr>
-              <w:t>d18</w:t>
+              <w:t>d19</w:t>
             </w:r>
           </w:p>
         </w:tc>
@@ -1148,7 +1148,7 @@
                 <w:color w:val="373737"/>
                 <w:sz w:val="18"/>
               </w:rPr>
-              <w:t>11</w:t>
+              <w:t>13</w:t>
             </w:r>
           </w:p>
         </w:tc>
@@ -1166,7 +1166,7 @@
                 <w:color w:val="373737"/>
                 <w:sz w:val="18"/>
               </w:rPr>
-              <w:t>32 (22–43)</w:t>
+              <w:t>34 (23–45)</w:t>
             </w:r>
           </w:p>
         </w:tc>
@@ -1184,7 +1184,7 @@
                 <w:color w:val="373737"/>
                 <w:sz w:val="18"/>
               </w:rPr>
-              <w:t>d31–d64 (spr 4–7)</w:t>
+              <w:t>d34–d68 (spr 4–7)</w:t>
             </w:r>
           </w:p>
         </w:tc>
@@ -1202,7 +1202,7 @@
                 <w:color w:val="373737"/>
                 <w:sz w:val="18"/>
               </w:rPr>
-              <w:t>d50</w:t>
+              <w:t>d54</w:t>
             </w:r>
           </w:p>
         </w:tc>
@@ -1281,7 +1281,7 @@
                 <w:color w:val="373737"/>
                 <w:sz w:val="18"/>
               </w:rPr>
-              <w:t>15</w:t>
+              <w:t>21</w:t>
             </w:r>
           </w:p>
         </w:tc>
@@ -1300,7 +1300,7 @@
                 <w:color w:val="373737"/>
                 <w:sz w:val="18"/>
               </w:rPr>
-              <w:t>38 (26–51)</w:t>
+              <w:t>44 (30–59)</w:t>
             </w:r>
           </w:p>
         </w:tc>
@@ -1319,7 +1319,7 @@
                 <w:color w:val="373737"/>
                 <w:sz w:val="18"/>
               </w:rPr>
-              <w:t>d64–d102 (spr 7–11)</w:t>
+              <w:t>d68–d112 (spr 7–12)</w:t>
             </w:r>
           </w:p>
         </w:tc>
@@ -1338,7 +1338,7 @@
                 <w:color w:val="373737"/>
                 <w:sz w:val="18"/>
               </w:rPr>
-              <w:t>d88</w:t>
+              <w:t>d99</w:t>
             </w:r>
           </w:p>
         </w:tc>
@@ -1413,7 +1413,7 @@
                 <w:color w:val="373737"/>
                 <w:sz w:val="18"/>
               </w:rPr>
-              <w:t>18</w:t>
+              <w:t>24</w:t>
             </w:r>
           </w:p>
         </w:tc>
@@ -1431,7 +1431,7 @@
                 <w:color w:val="373737"/>
                 <w:sz w:val="18"/>
               </w:rPr>
-              <w:t>52 (35–68)</w:t>
+              <w:t>58 (39–76)</w:t>
             </w:r>
           </w:p>
         </w:tc>
@@ -1449,7 +1449,7 @@
                 <w:color w:val="373737"/>
                 <w:sz w:val="18"/>
               </w:rPr>
-              <w:t>d102–d154 (spr 11–16)</w:t>
+              <w:t>d112–d170 (spr 12–17)</w:t>
             </w:r>
           </w:p>
         </w:tc>
@@ -1467,7 +1467,7 @@
                 <w:color w:val="373737"/>
                 <w:sz w:val="18"/>
               </w:rPr>
-              <w:t>d133</w:t>
+              <w:t>d150</w:t>
             </w:r>
           </w:p>
         </w:tc>
@@ -1546,7 +1546,7 @@
                 <w:color w:val="373737"/>
                 <w:sz w:val="18"/>
               </w:rPr>
-              <w:t>25</w:t>
+              <w:t>37</w:t>
             </w:r>
           </w:p>
         </w:tc>
@@ -1565,7 +1565,7 @@
                 <w:color w:val="373737"/>
                 <w:sz w:val="18"/>
               </w:rPr>
-              <w:t>79 (54–104)</w:t>
+              <w:t>91 (62–120)</w:t>
             </w:r>
           </w:p>
         </w:tc>
@@ -1584,7 +1584,7 @@
                 <w:color w:val="373737"/>
                 <w:sz w:val="18"/>
               </w:rPr>
-              <w:t>d154–d232 (spr 16–24)</w:t>
+              <w:t>d170–d261 (spr 18–27)</w:t>
             </w:r>
           </w:p>
         </w:tc>
@@ -1603,7 +1603,7 @@
                 <w:color w:val="373737"/>
                 <w:sz w:val="18"/>
               </w:rPr>
-              <w:t>d190</w:t>
+              <w:t>d214</w:t>
             </w:r>
           </w:p>
         </w:tc>
@@ -1634,7 +1634,7 @@
           <w:color w:val="373737"/>
           <w:sz w:val="18"/>
         </w:rPr>
-        <w:t>BE-1 drains at d244</w:t>
+        <w:t>BE-1 drains at d270</w:t>
       </w:r>
       <w:r>
         <w:rPr>
@@ -1649,7 +1649,7 @@
           <w:color w:val="373737"/>
           <w:sz w:val="18"/>
         </w:rPr>
-        <w:t>BE-2 at d232</w:t>
+        <w:t>BE-2 at d261</w:t>
       </w:r>
       <w:r>
         <w:rPr>
@@ -1926,7 +1926,7 @@
                 <w:color w:val="373737"/>
                 <w:sz w:val="18"/>
               </w:rPr>
-              <w:t>BE Watchlist A–E done (d18)</w:t>
+              <w:t>BE Watchlist A–E done (d19)</w:t>
             </w:r>
           </w:p>
         </w:tc>
@@ -1944,7 +1944,7 @@
                 <w:color w:val="373737"/>
                 <w:sz w:val="18"/>
               </w:rPr>
-              <w:t>d18–d26 (spr 2–3)</w:t>
+              <w:t>d19–d28 (spr 2–3)</w:t>
             </w:r>
           </w:p>
         </w:tc>
@@ -2042,7 +2042,7 @@
                 <w:color w:val="373737"/>
                 <w:sz w:val="18"/>
               </w:rPr>
-              <w:t>BE Product Details A–E done (d50)</w:t>
+              <w:t>BE Product Details A–E done (d54)</w:t>
             </w:r>
           </w:p>
         </w:tc>
@@ -2061,7 +2061,7 @@
                 <w:color w:val="373737"/>
                 <w:sz w:val="18"/>
               </w:rPr>
-              <w:t>d50–d60 (spr 6–6)</w:t>
+              <w:t>d54–d64 (spr 6–7)</w:t>
             </w:r>
           </w:p>
         </w:tc>
@@ -2154,7 +2154,7 @@
                 <w:color w:val="373737"/>
                 <w:sz w:val="18"/>
               </w:rPr>
-              <w:t>BE Measurement A–E done (d88)</w:t>
+              <w:t>BE Measurement A–E done (d99)</w:t>
             </w:r>
           </w:p>
         </w:tc>
@@ -2172,7 +2172,7 @@
                 <w:color w:val="373737"/>
                 <w:sz w:val="18"/>
               </w:rPr>
-              <w:t>d88–d104 (spr 9–11)</w:t>
+              <w:t>d99–d114 (spr 10–12)</w:t>
             </w:r>
           </w:p>
         </w:tc>
@@ -2270,7 +2270,7 @@
                 <w:color w:val="373737"/>
                 <w:sz w:val="18"/>
               </w:rPr>
-              <w:t>BE Packaging A–E done (d133)</w:t>
+              <w:t>BE Packaging A–E done (d150)</w:t>
             </w:r>
           </w:p>
         </w:tc>
@@ -2289,7 +2289,7 @@
                 <w:color w:val="373737"/>
                 <w:sz w:val="18"/>
               </w:rPr>
-              <w:t>d133–d160 (spr 14–16)</w:t>
+              <w:t>d150–d176 (spr 15–18)</w:t>
             </w:r>
           </w:p>
         </w:tc>
@@ -2382,7 +2382,7 @@
                 <w:color w:val="373737"/>
                 <w:sz w:val="18"/>
               </w:rPr>
-              <w:t>BE BOM A–E done (d190)</w:t>
+              <w:t>BE BOM A–E done (d214)</w:t>
             </w:r>
           </w:p>
         </w:tc>
@@ -2400,7 +2400,7 @@
                 <w:color w:val="373737"/>
                 <w:sz w:val="18"/>
               </w:rPr>
-              <w:t>d190–d228 (spr 20–23)</w:t>
+              <w:t>d214–d252 (spr 22–26)</w:t>
             </w:r>
           </w:p>
         </w:tc>
@@ -2498,7 +2498,7 @@
                 <w:color w:val="373737"/>
                 <w:sz w:val="18"/>
               </w:rPr>
-              <w:t>BE Claims A–E done (d207)</w:t>
+              <w:t>BE Claims A–E done (d231)</w:t>
             </w:r>
           </w:p>
         </w:tc>
@@ -2517,7 +2517,7 @@
                 <w:color w:val="373737"/>
                 <w:sz w:val="18"/>
               </w:rPr>
-              <w:t>d207–d229 (spr 21–23)</w:t>
+              <w:t>d231–d253 (spr 24–26)</w:t>
             </w:r>
           </w:p>
         </w:tc>
@@ -2610,7 +2610,7 @@
                 <w:color w:val="373737"/>
                 <w:sz w:val="18"/>
               </w:rPr>
-              <w:t>BE Product A–E done (d86)</w:t>
+              <w:t>BE Product A–E done (d102)</w:t>
             </w:r>
           </w:p>
         </w:tc>
@@ -2628,7 +2628,7 @@
                 <w:color w:val="373737"/>
                 <w:sz w:val="18"/>
               </w:rPr>
-              <w:t>d229–d271 (spr 23–28)</w:t>
+              <w:t>d253–d295 (spr 26–30)</w:t>
             </w:r>
           </w:p>
         </w:tc>
@@ -2726,7 +2726,7 @@
                 <w:color w:val="373737"/>
                 <w:sz w:val="18"/>
               </w:rPr>
-              <w:t>BE Impression A–E done (d236)</w:t>
+              <w:t>BE Impression A–E done (d260)</w:t>
             </w:r>
           </w:p>
         </w:tc>
@@ -2745,7 +2745,7 @@
                 <w:color w:val="373737"/>
                 <w:sz w:val="18"/>
               </w:rPr>
-              <w:t>d271–d275 (spr 28–28)</w:t>
+              <w:t>d295–d299 (spr 30–30)</w:t>
             </w:r>
           </w:p>
         </w:tc>
@@ -3037,7 +3037,7 @@
                 <w:color w:val="373737"/>
                 <w:sz w:val="18"/>
               </w:rPr>
-              <w:t>d26</w:t>
+              <w:t>d28</w:t>
             </w:r>
           </w:p>
         </w:tc>
@@ -3095,7 +3095,7 @@
                 <w:color w:val="373737"/>
                 <w:sz w:val="18"/>
               </w:rPr>
-              <w:t>d229</w:t>
+              <w:t>d253</w:t>
             </w:r>
           </w:p>
         </w:tc>
@@ -3114,7 +3114,7 @@
                 <w:color w:val="373737"/>
                 <w:sz w:val="18"/>
               </w:rPr>
-              <w:t>23</w:t>
+              <w:t>26</w:t>
             </w:r>
           </w:p>
         </w:tc>
@@ -3166,7 +3166,7 @@
                 <w:color w:val="373737"/>
                 <w:sz w:val="18"/>
               </w:rPr>
-              <w:t>d182</w:t>
+              <w:t>d202</w:t>
             </w:r>
           </w:p>
         </w:tc>
@@ -3184,7 +3184,7 @@
                 <w:color w:val="373737"/>
                 <w:sz w:val="18"/>
               </w:rPr>
-              <w:t>19</w:t>
+              <w:t>21</w:t>
             </w:r>
           </w:p>
         </w:tc>
@@ -3224,7 +3224,7 @@
                 <w:color w:val="373737"/>
                 <w:sz w:val="18"/>
               </w:rPr>
-              <w:t>d244</w:t>
+              <w:t>d270</w:t>
             </w:r>
           </w:p>
         </w:tc>
@@ -3243,7 +3243,7 @@
                 <w:color w:val="373737"/>
                 <w:sz w:val="18"/>
               </w:rPr>
-              <w:t>25</w:t>
+              <w:t>27</w:t>
             </w:r>
           </w:p>
         </w:tc>
@@ -3281,7 +3281,7 @@
                 <w:color w:val="373737"/>
                 <w:sz w:val="18"/>
               </w:rPr>
-              <w:t>d275</w:t>
+              <w:t>d299</w:t>
             </w:r>
           </w:p>
         </w:tc>
@@ -3299,7 +3299,7 @@
                 <w:color w:val="373737"/>
                 <w:sz w:val="18"/>
               </w:rPr>
-              <w:t>28</w:t>
+              <w:t>30</w:t>
             </w:r>
           </w:p>
         </w:tc>
@@ -3341,7 +3341,7 @@
                 <w:color w:val="373737"/>
                 <w:sz w:val="18"/>
               </w:rPr>
-              <w:t>d275</w:t>
+              <w:t>d299</w:t>
             </w:r>
           </w:p>
         </w:tc>
@@ -3361,7 +3361,7 @@
                 <w:color w:val="373737"/>
                 <w:sz w:val="18"/>
               </w:rPr>
-              <w:t>28</w:t>
+              <w:t>30</w:t>
             </w:r>
           </w:p>
         </w:tc>
@@ -3385,14 +3385,14 @@
           <w:color w:val="444444"/>
           <w:sz w:val="18"/>
         </w:rPr>
-        <w:t>28 sprints (~14 months)</w:t>
+        <w:t>30 sprints (~15 months)</w:t>
       </w:r>
       <w:r>
         <w:rPr>
           <w:color w:val="444444"/>
           <w:sz w:val="18"/>
         </w:rPr>
-        <w:t xml:space="preserve"> with this team, vs the sequential single-pair estimate in 00-program-overview.md. Buffered (+20%) planning figure: ~34 sprints.</w:t>
+        <w:t xml:space="preserve"> with this team, vs the sequential single-pair estimate in 00-program-overview.md. Buffered (+20%) planning figure: ~36 sprints.</w:t>
       </w:r>
     </w:p>
     <w:p>
